--- a/docs/modeles_civicrm_vierges/010-INSCRIPTION_carte_de_donneur.docx
+++ b/docs/modeles_civicrm_vierges/010-INSCRIPTION_carte_de_donneur.docx
@@ -1,6 +1,6 @@
 
 <file path=word/document.xml><?xml version="1.0" encoding="utf-8"?>
-<w:document xmlns:wpc="http://schemas.microsoft.com/office/word/2010/wordprocessingCanvas" xmlns:cx="http://schemas.microsoft.com/office/drawing/2014/chartex" xmlns:cx1="http://schemas.microsoft.com/office/drawing/2015/9/8/chartex" xmlns:cx2="http://schemas.microsoft.com/office/drawing/2015/10/21/chartex" xmlns:cx3="http://schemas.microsoft.com/office/drawing/2016/5/9/chartex" xmlns:cx4="http://schemas.microsoft.com/office/drawing/2016/5/10/chartex" xmlns:cx5="http://schemas.microsoft.com/office/drawing/2016/5/11/chartex" xmlns:cx6="http://schemas.microsoft.com/office/drawing/2016/5/12/chartex" xmlns:cx7="http://schemas.microsoft.com/office/drawing/2016/5/13/chartex" xmlns:cx8="http://schemas.microsoft.com/office/drawing/2016/5/14/chartex" xmlns:mc="http://schemas.openxmlformats.org/markup-compatibility/2006" xmlns:aink="http://schemas.microsoft.com/office/drawing/2016/ink" xmlns:am3d="http://schemas.microsoft.com/office/drawing/2017/model3d" xmlns:o="urn:schemas-microsoft-com:office:office" xmlns:oel="http://schemas.microsoft.com/office/2019/extlst" xmlns:r="http://schemas.openxmlformats.org/officeDocument/2006/relationships" xmlns:m="http://schemas.openxmlformats.org/officeDocument/2006/math" xmlns:v="urn:schemas-microsoft-com:vml" xmlns:wp14="http://schemas.microsoft.com/office/word/2010/wordprocessingDrawing" xmlns:wp="http://schemas.openxmlformats.org/drawingml/2006/wordprocessingDrawing" xmlns:w10="urn:schemas-microsoft-com:office:word" xmlns:w="http://schemas.openxmlformats.org/wordprocessingml/2006/main" xmlns:w14="http://schemas.microsoft.com/office/word/2010/wordml" xmlns:w15="http://schemas.microsoft.com/office/word/2012/wordml" xmlns:w16cex="http://schemas.microsoft.com/office/word/2018/wordml/cex" xmlns:w16cid="http://schemas.microsoft.com/office/word/2016/wordml/cid" xmlns:w16="http://schemas.microsoft.com/office/word/2018/wordml" xmlns:w16du="http://schemas.microsoft.com/office/word/2023/wordml/word16du" xmlns:w16sdtdh="http://schemas.microsoft.com/office/word/2020/wordml/sdtdatahash" xmlns:w16sdtfl="http://schemas.microsoft.com/office/word/2024/wordml/sdtformatlock" xmlns:w16se="http://schemas.microsoft.com/office/word/2015/wordml/symex" xmlns:wpg="http://schemas.microsoft.com/office/word/2010/wordprocessingGroup" xmlns:wpi="http://schemas.microsoft.com/office/word/2010/wordprocessingInk" xmlns:wne="http://schemas.microsoft.com/office/word/2006/wordml" xmlns:wps="http://schemas.microsoft.com/office/word/2010/wordprocessingShape" mc:Ignorable="w14 w15 w16se w16cid w16 w16cex w16sdtdh w16sdtfl w16du wp14">
+<w:document xmlns:wpc="http://schemas.microsoft.com/office/word/2010/wordprocessingCanvas" xmlns:cx="http://schemas.microsoft.com/office/drawing/2014/chartex" xmlns:cx1="http://schemas.microsoft.com/office/drawing/2015/9/8/chartex" xmlns:cx2="http://schemas.microsoft.com/office/drawing/2015/10/21/chartex" xmlns:cx3="http://schemas.microsoft.com/office/drawing/2016/5/9/chartex" xmlns:cx4="http://schemas.microsoft.com/office/drawing/2016/5/10/chartex" xmlns:cx5="http://schemas.microsoft.com/office/drawing/2016/5/11/chartex" xmlns:cx6="http://schemas.microsoft.com/office/drawing/2016/5/12/chartex" xmlns:cx7="http://schemas.microsoft.com/office/drawing/2016/5/13/chartex" xmlns:cx8="http://schemas.microsoft.com/office/drawing/2016/5/14/chartex" xmlns:mc="http://schemas.openxmlformats.org/markup-compatibility/2006" xmlns:m="http://schemas.openxmlformats.org/officeDocument/2006/math" xmlns:aink="http://schemas.microsoft.com/office/drawing/2016/ink" xmlns:am3d="http://schemas.microsoft.com/office/drawing/2017/model3d" xmlns:oel="http://schemas.microsoft.com/office/2019/extlst" xmlns:r="http://schemas.openxmlformats.org/officeDocument/2006/relationships" xmlns:wp14="http://schemas.microsoft.com/office/word/2010/wordprocessingDrawing" xmlns:wp="http://schemas.openxmlformats.org/drawingml/2006/wordprocessingDrawing" xmlns:wpg="http://schemas.microsoft.com/office/word/2010/wordprocessingGroup" xmlns:wpi="http://schemas.microsoft.com/office/word/2010/wordprocessingInk" xmlns:wps="http://schemas.microsoft.com/office/word/2010/wordprocessingShape" xmlns:o="urn:schemas-microsoft-com:office:office" xmlns:v="urn:schemas-microsoft-com:vml" xmlns:w10="urn:schemas-microsoft-com:office:word" xmlns:w="http://schemas.openxmlformats.org/wordprocessingml/2006/main" xmlns:w14="http://schemas.microsoft.com/office/word/2010/wordml" xmlns:w15="http://schemas.microsoft.com/office/word/2012/wordml" xmlns:w16cex="http://schemas.microsoft.com/office/word/2018/wordml/cex" xmlns:w16cid="http://schemas.microsoft.com/office/word/2016/wordml/cid" xmlns:w16="http://schemas.microsoft.com/office/word/2018/wordml" xmlns:w16sdtdh="http://schemas.microsoft.com/office/word/2020/wordml/sdtdatahash" xmlns:w16sdtfl="http://schemas.microsoft.com/office/word/2024/wordml/sdtformatlock" xmlns:w16se="http://schemas.microsoft.com/office/word/2015/wordml/symex" xmlns:w16du="http://schemas.microsoft.com/office/word/2023/wordml/word16du" xmlns:wne="http://schemas.microsoft.com/office/word/2006/wordml" mc:Ignorable="w14 w15 w16se w16cid w16 w16cex w16sdtdh w16sdtfl w16du wp14">
   <w:body>
     <w:tbl>
       <w:tblPr>
@@ -126,14 +126,21 @@
             <w:r>
               <w:rPr>
                 <w:rFonts w:ascii="Arial" w:hAnsi="Arial" w:cs="Arial"/>
-                <w:noProof/>
-                <w14:ligatures w14:val="standardContextual"/>
+                <w:color w:val="00B4AE"/>
               </w:rPr>
               <w:drawing>
-                <wp:inline distT="0" distB="0" distL="0" distR="0" wp14:anchorId="6A20B96A" wp14:editId="3061CDE8">
-                  <wp:extent cx="713117" cy="445217"/>
-                  <wp:effectExtent l="0" t="0" r="0" b="0"/>
-                  <wp:docPr id="930917643" name="Image 1"/>
+                <wp:anchor distT="0" distB="0" distL="114300" distR="114300" simplePos="0" relativeHeight="251663360" behindDoc="0" locked="0" layoutInCell="1" allowOverlap="1" wp14:anchorId="270E91BB" wp14:editId="3D519E20">
+                  <wp:simplePos x="0" y="0"/>
+                  <wp:positionH relativeFrom="column">
+                    <wp:posOffset>601579</wp:posOffset>
+                  </wp:positionH>
+                  <wp:positionV relativeFrom="paragraph">
+                    <wp:posOffset>3810</wp:posOffset>
+                  </wp:positionV>
+                  <wp:extent cx="1011600" cy="216000"/>
+                  <wp:effectExtent l="0" t="0" r="4445" b="0"/>
+                  <wp:wrapNone/>
+                  <wp:docPr id="1915434608" name="Image 1"/>
                   <wp:cNvGraphicFramePr>
                     <a:graphicFrameLocks xmlns:a="http://schemas.openxmlformats.org/drawingml/2006/main" noChangeAspect="1"/>
                   </wp:cNvGraphicFramePr>
@@ -141,7 +148,7 @@
                     <a:graphicData uri="http://schemas.openxmlformats.org/drawingml/2006/picture">
                       <pic:pic xmlns:pic="http://schemas.openxmlformats.org/drawingml/2006/picture">
                         <pic:nvPicPr>
-                          <pic:cNvPr id="930917643" name="Image 930917643"/>
+                          <pic:cNvPr id="543547178" name=""/>
                           <pic:cNvPicPr/>
                         </pic:nvPicPr>
                         <pic:blipFill>
@@ -159,7 +166,7 @@
                         <pic:spPr>
                           <a:xfrm>
                             <a:off x="0" y="0"/>
-                            <a:ext cx="742195" cy="463371"/>
+                            <a:ext cx="1011600" cy="216000"/>
                           </a:xfrm>
                           <a:prstGeom prst="rect">
                             <a:avLst/>
@@ -168,7 +175,13 @@
                       </pic:pic>
                     </a:graphicData>
                   </a:graphic>
-                </wp:inline>
+                  <wp14:sizeRelH relativeFrom="margin">
+                    <wp14:pctWidth>0</wp14:pctWidth>
+                  </wp14:sizeRelH>
+                  <wp14:sizeRelV relativeFrom="margin">
+                    <wp14:pctHeight>0</wp14:pctHeight>
+                  </wp14:sizeRelV>
+                </wp:anchor>
               </w:drawing>
             </w:r>
           </w:p>
@@ -514,14 +527,21 @@
             <w:r>
               <w:rPr>
                 <w:rFonts w:ascii="Arial" w:hAnsi="Arial" w:cs="Arial"/>
-                <w:noProof/>
-                <w14:ligatures w14:val="standardContextual"/>
+                <w:color w:val="00B4AE"/>
               </w:rPr>
               <w:drawing>
-                <wp:inline distT="0" distB="0" distL="0" distR="0" wp14:anchorId="49DE3D79" wp14:editId="63543428">
-                  <wp:extent cx="713117" cy="445217"/>
-                  <wp:effectExtent l="0" t="0" r="0" b="0"/>
-                  <wp:docPr id="787395906" name="Image 1"/>
+                <wp:anchor distT="0" distB="0" distL="114300" distR="114300" simplePos="0" relativeHeight="251661312" behindDoc="0" locked="0" layoutInCell="1" allowOverlap="1" wp14:anchorId="6467F6A0" wp14:editId="4B7E09FA">
+                  <wp:simplePos x="0" y="0"/>
+                  <wp:positionH relativeFrom="column">
+                    <wp:posOffset>70820</wp:posOffset>
+                  </wp:positionH>
+                  <wp:positionV relativeFrom="paragraph">
+                    <wp:posOffset>105544</wp:posOffset>
+                  </wp:positionV>
+                  <wp:extent cx="1011600" cy="216000"/>
+                  <wp:effectExtent l="0" t="0" r="4445" b="0"/>
+                  <wp:wrapNone/>
+                  <wp:docPr id="543547178" name="Image 1"/>
                   <wp:cNvGraphicFramePr>
                     <a:graphicFrameLocks xmlns:a="http://schemas.openxmlformats.org/drawingml/2006/main" noChangeAspect="1"/>
                   </wp:cNvGraphicFramePr>
@@ -529,7 +549,7 @@
                     <a:graphicData uri="http://schemas.openxmlformats.org/drawingml/2006/picture">
                       <pic:pic xmlns:pic="http://schemas.openxmlformats.org/drawingml/2006/picture">
                         <pic:nvPicPr>
-                          <pic:cNvPr id="930917643" name="Image 930917643"/>
+                          <pic:cNvPr id="543547178" name=""/>
                           <pic:cNvPicPr/>
                         </pic:nvPicPr>
                         <pic:blipFill>
@@ -547,7 +567,7 @@
                         <pic:spPr>
                           <a:xfrm>
                             <a:off x="0" y="0"/>
-                            <a:ext cx="742195" cy="463371"/>
+                            <a:ext cx="1011600" cy="216000"/>
                           </a:xfrm>
                           <a:prstGeom prst="rect">
                             <a:avLst/>
@@ -556,7 +576,13 @@
                       </pic:pic>
                     </a:graphicData>
                   </a:graphic>
-                </wp:inline>
+                  <wp14:sizeRelH relativeFrom="margin">
+                    <wp14:pctWidth>0</wp14:pctWidth>
+                  </wp14:sizeRelH>
+                  <wp14:sizeRelV relativeFrom="margin">
+                    <wp14:pctHeight>0</wp14:pctHeight>
+                  </wp14:sizeRelV>
+                </wp:anchor>
               </w:drawing>
             </w:r>
           </w:p>
@@ -707,15 +733,31 @@
           </w:p>
           <w:p>
             <w:pPr>
-              <w:pStyle w:val="PrformatHTML"/>
+              <w:pStyle w:val="NormalWeb"/>
               <w:jc w:val="center"/>
+              <w:rPr>
+                <w:rFonts w:ascii="Arial" w:hAnsi="Arial" w:cs="Arial"/>
+                <w:color w:val="00B4AE"/>
+                <w:sz w:val="27"/>
+                <w:szCs w:val="27"/>
+              </w:rPr>
+            </w:pPr>
+            <w:r>
+              <w:rPr>
+                <w:color w:val="3C434A"/>
+              </w:rPr>
+              <w:br/>
+            </w:r>
+            <w:r>
               <w:rPr>
                 <w:rFonts w:ascii="Arial" w:hAnsi="Arial" w:cs="Arial"/>
                 <w:color w:val="EE0000"/>
                 <w:sz w:val="21"/>
                 <w:szCs w:val="21"/>
               </w:rPr>
-            </w:pPr>
+              <w:t>{Tokens_for_contact_Champs_de_</w:t>
+            </w:r>
+            <w:proofErr w:type="gramStart"/>
             <w:r>
               <w:rPr>
                 <w:rFonts w:ascii="Arial" w:hAnsi="Arial" w:cs="Arial"/>
@@ -723,9 +765,9 @@
                 <w:sz w:val="21"/>
                 <w:szCs w:val="21"/>
               </w:rPr>
-              <w:t>{Tokens_for_contact_Champs_de_</w:t>
-            </w:r>
-            <w:proofErr w:type="gramStart"/>
+              <w:t>fu.GROUP</w:t>
+            </w:r>
+            <w:proofErr w:type="gramEnd"/>
             <w:r>
               <w:rPr>
                 <w:rFonts w:ascii="Arial" w:hAnsi="Arial" w:cs="Arial"/>
@@ -733,37 +775,13 @@
                 <w:sz w:val="21"/>
                 <w:szCs w:val="21"/>
               </w:rPr>
-              <w:t>fu.GROUP</w:t>
-            </w:r>
-            <w:proofErr w:type="gramEnd"/>
-            <w:r>
-              <w:rPr>
-                <w:rFonts w:ascii="Arial" w:hAnsi="Arial" w:cs="Arial"/>
-                <w:color w:val="EE0000"/>
-                <w:sz w:val="21"/>
-                <w:szCs w:val="21"/>
-              </w:rPr>
-              <w:t>_CONCAT_Contact_Custom_Protocoles_in_vivo_entity_id_01_Intitul_du_protocole_label}</w:t>
+              <w:t>_CONCAT_Contact_Custom_Protocoles_in_vivo_entity_id_01_Intitul_du_protocole_label_Contact_Custom_Protocoles_in_vivo_entity_id_01_Intitul_du_protocole_label}</w:t>
             </w:r>
           </w:p>
           <w:p>
             <w:pPr>
               <w:pStyle w:val="NormalWeb"/>
               <w:spacing w:before="0" w:beforeAutospacing="0" w:after="0" w:afterAutospacing="0"/>
-              <w:jc w:val="center"/>
-              <w:rPr>
-                <w:rFonts w:ascii="Arial" w:hAnsi="Arial" w:cs="Arial"/>
-                <w:color w:val="00B4AE"/>
-                <w:sz w:val="27"/>
-                <w:szCs w:val="27"/>
-              </w:rPr>
-            </w:pPr>
-          </w:p>
-          <w:p>
-            <w:pPr>
-              <w:pStyle w:val="NormalWeb"/>
-              <w:spacing w:before="0" w:beforeAutospacing="0" w:after="0" w:afterAutospacing="0"/>
-              <w:jc w:val="center"/>
               <w:rPr>
                 <w:rFonts w:ascii="Arial" w:hAnsi="Arial" w:cs="Arial"/>
                 <w:color w:val="00B4AE"/>
@@ -825,10 +843,73 @@
       <w:r>
         <w:rPr>
           <w:rFonts w:ascii="Arial" w:hAnsi="Arial" w:cs="Arial"/>
+          <w:noProof/>
+          <w:sz w:val="20"/>
+          <w:szCs w:val="20"/>
+        </w:rPr>
+        <w:lastRenderedPageBreak/>
+        <w:drawing>
+          <wp:anchor distT="0" distB="0" distL="114300" distR="114300" simplePos="0" relativeHeight="251664384" behindDoc="0" locked="0" layoutInCell="1" allowOverlap="1" wp14:anchorId="06D90B91" wp14:editId="6FF02BF9">
+            <wp:simplePos x="0" y="0"/>
+            <wp:positionH relativeFrom="column">
+              <wp:posOffset>2666633</wp:posOffset>
+            </wp:positionH>
+            <wp:positionV relativeFrom="paragraph">
+              <wp:posOffset>3019024</wp:posOffset>
+            </wp:positionV>
+            <wp:extent cx="869866" cy="384643"/>
+            <wp:effectExtent l="0" t="0" r="0" b="0"/>
+            <wp:wrapNone/>
+            <wp:docPr id="1851577029" name="Image 1"/>
+            <wp:cNvGraphicFramePr>
+              <a:graphicFrameLocks xmlns:a="http://schemas.openxmlformats.org/drawingml/2006/main" noChangeAspect="1"/>
+            </wp:cNvGraphicFramePr>
+            <a:graphic xmlns:a="http://schemas.openxmlformats.org/drawingml/2006/main">
+              <a:graphicData uri="http://schemas.openxmlformats.org/drawingml/2006/picture">
+                <pic:pic xmlns:pic="http://schemas.openxmlformats.org/drawingml/2006/picture">
+                  <pic:nvPicPr>
+                    <pic:cNvPr id="1851577029" name=""/>
+                    <pic:cNvPicPr/>
+                  </pic:nvPicPr>
+                  <pic:blipFill>
+                    <a:blip r:embed="rId5" cstate="print">
+                      <a:extLst>
+                        <a:ext uri="{28A0092B-C50C-407E-A947-70E740481C1C}">
+                          <a14:useLocalDpi xmlns:a14="http://schemas.microsoft.com/office/drawing/2010/main" val="0"/>
+                        </a:ext>
+                      </a:extLst>
+                    </a:blip>
+                    <a:stretch>
+                      <a:fillRect/>
+                    </a:stretch>
+                  </pic:blipFill>
+                  <pic:spPr>
+                    <a:xfrm>
+                      <a:off x="0" y="0"/>
+                      <a:ext cx="869866" cy="384643"/>
+                    </a:xfrm>
+                    <a:prstGeom prst="rect">
+                      <a:avLst/>
+                    </a:prstGeom>
+                  </pic:spPr>
+                </pic:pic>
+              </a:graphicData>
+            </a:graphic>
+            <wp14:sizeRelH relativeFrom="margin">
+              <wp14:pctWidth>0</wp14:pctWidth>
+            </wp14:sizeRelH>
+            <wp14:sizeRelV relativeFrom="margin">
+              <wp14:pctHeight>0</wp14:pctHeight>
+            </wp14:sizeRelV>
+          </wp:anchor>
+        </w:drawing>
+      </w:r>
+      <w:r>
+        <w:rPr>
+          <w:rFonts w:ascii="Arial" w:hAnsi="Arial" w:cs="Arial"/>
           <w:sz w:val="15"/>
           <w:szCs w:val="15"/>
         </w:rPr>
-        <w:lastRenderedPageBreak/>
         <w:fldChar w:fldCharType="begin"/>
       </w:r>
       <w:r>
@@ -1334,105 +1415,6 @@
                 <w:szCs w:val="15"/>
               </w:rPr>
             </w:pPr>
-            <w:r>
-              <w:rPr>
-                <w:rFonts w:ascii="Arial" w:hAnsi="Arial" w:cs="Arial"/>
-                <w:noProof/>
-                <w:sz w:val="15"/>
-                <w:szCs w:val="15"/>
-                <w14:ligatures w14:val="standardContextual"/>
-              </w:rPr>
-              <w:drawing>
-                <wp:anchor distT="0" distB="0" distL="114300" distR="114300" simplePos="0" relativeHeight="251660288" behindDoc="0" locked="0" layoutInCell="1" allowOverlap="1" wp14:anchorId="52ABF6D6" wp14:editId="0C001400">
-                  <wp:simplePos x="0" y="0"/>
-                  <wp:positionH relativeFrom="column">
-                    <wp:posOffset>80357</wp:posOffset>
-                  </wp:positionH>
-                  <wp:positionV relativeFrom="paragraph">
-                    <wp:posOffset>755</wp:posOffset>
-                  </wp:positionV>
-                  <wp:extent cx="921600" cy="403200"/>
-                  <wp:effectExtent l="0" t="0" r="0" b="0"/>
-                  <wp:wrapNone/>
-                  <wp:docPr id="1153364250" name="Image 2"/>
-                  <wp:cNvGraphicFramePr>
-                    <a:graphicFrameLocks xmlns:a="http://schemas.openxmlformats.org/drawingml/2006/main" noChangeAspect="1"/>
-                  </wp:cNvGraphicFramePr>
-                  <a:graphic xmlns:a="http://schemas.openxmlformats.org/drawingml/2006/main">
-                    <a:graphicData uri="http://schemas.openxmlformats.org/drawingml/2006/picture">
-                      <pic:pic xmlns:pic="http://schemas.openxmlformats.org/drawingml/2006/picture">
-                        <pic:nvPicPr>
-                          <pic:cNvPr id="1107340127" name="Image 1107340127"/>
-                          <pic:cNvPicPr/>
-                        </pic:nvPicPr>
-                        <pic:blipFill>
-                          <a:blip r:embed="rId5">
-                            <a:extLst>
-                              <a:ext uri="{28A0092B-C50C-407E-A947-70E740481C1C}">
-                                <a14:useLocalDpi xmlns:a14="http://schemas.microsoft.com/office/drawing/2010/main" val="0"/>
-                              </a:ext>
-                            </a:extLst>
-                          </a:blip>
-                          <a:stretch>
-                            <a:fillRect/>
-                          </a:stretch>
-                        </pic:blipFill>
-                        <pic:spPr>
-                          <a:xfrm>
-                            <a:off x="0" y="0"/>
-                            <a:ext cx="921600" cy="403200"/>
-                          </a:xfrm>
-                          <a:prstGeom prst="rect">
-                            <a:avLst/>
-                          </a:prstGeom>
-                        </pic:spPr>
-                      </pic:pic>
-                    </a:graphicData>
-                  </a:graphic>
-                  <wp14:sizeRelH relativeFrom="margin">
-                    <wp14:pctWidth>0</wp14:pctWidth>
-                  </wp14:sizeRelH>
-                  <wp14:sizeRelV relativeFrom="margin">
-                    <wp14:pctHeight>0</wp14:pctHeight>
-                  </wp14:sizeRelV>
-                </wp:anchor>
-              </w:drawing>
-            </w:r>
-          </w:p>
-          <w:p>
-            <w:pPr>
-              <w:pStyle w:val="NormalWeb"/>
-              <w:spacing w:before="0" w:beforeAutospacing="0" w:after="0" w:afterAutospacing="0"/>
-              <w:rPr>
-                <w:rFonts w:ascii="Arial" w:hAnsi="Arial" w:cs="Arial"/>
-                <w:sz w:val="15"/>
-                <w:szCs w:val="15"/>
-              </w:rPr>
-            </w:pPr>
-          </w:p>
-          <w:p>
-            <w:pPr>
-              <w:pStyle w:val="NormalWeb"/>
-              <w:spacing w:before="0" w:beforeAutospacing="0" w:after="0" w:afterAutospacing="0"/>
-              <w:ind w:left="79"/>
-              <w:rPr>
-                <w:rFonts w:ascii="Arial" w:hAnsi="Arial" w:cs="Arial"/>
-                <w:sz w:val="15"/>
-                <w:szCs w:val="15"/>
-              </w:rPr>
-            </w:pPr>
-          </w:p>
-          <w:p>
-            <w:pPr>
-              <w:pStyle w:val="NormalWeb"/>
-              <w:spacing w:before="0" w:beforeAutospacing="0" w:after="0" w:afterAutospacing="0"/>
-              <w:ind w:left="79"/>
-              <w:rPr>
-                <w:rFonts w:ascii="Arial" w:hAnsi="Arial" w:cs="Arial"/>
-                <w:sz w:val="15"/>
-                <w:szCs w:val="15"/>
-              </w:rPr>
-            </w:pPr>
           </w:p>
           <w:p>
             <w:pPr>
@@ -1556,7 +1538,6 @@
                 <w:sz w:val="15"/>
                 <w:szCs w:val="15"/>
               </w:rPr>
-              <w:lastRenderedPageBreak/>
               <w:t>Centre de don du corps de {</w:t>
             </w:r>
             <w:proofErr w:type="spellStart"/>
@@ -1649,7 +1630,7 @@
 </file>
 
 <file path=word/styles.xml><?xml version="1.0" encoding="utf-8"?>
-<w:styles xmlns:mc="http://schemas.openxmlformats.org/markup-compatibility/2006" xmlns:r="http://schemas.openxmlformats.org/officeDocument/2006/relationships" xmlns:w="http://schemas.openxmlformats.org/wordprocessingml/2006/main" xmlns:w14="http://schemas.microsoft.com/office/word/2010/wordml" xmlns:w15="http://schemas.microsoft.com/office/word/2012/wordml" xmlns:w16cex="http://schemas.microsoft.com/office/word/2018/wordml/cex" xmlns:w16cid="http://schemas.microsoft.com/office/word/2016/wordml/cid" xmlns:w16="http://schemas.microsoft.com/office/word/2018/wordml" xmlns:w16du="http://schemas.microsoft.com/office/word/2023/wordml/word16du" xmlns:w16sdtdh="http://schemas.microsoft.com/office/word/2020/wordml/sdtdatahash" xmlns:w16sdtfl="http://schemas.microsoft.com/office/word/2024/wordml/sdtformatlock" xmlns:w16se="http://schemas.microsoft.com/office/word/2015/wordml/symex" mc:Ignorable="w14 w15 w16se w16cid w16 w16cex w16sdtdh w16sdtfl w16du">
+<w:styles xmlns:mc="http://schemas.openxmlformats.org/markup-compatibility/2006" xmlns:r="http://schemas.openxmlformats.org/officeDocument/2006/relationships" xmlns:w="http://schemas.openxmlformats.org/wordprocessingml/2006/main" xmlns:w14="http://schemas.microsoft.com/office/word/2010/wordml" xmlns:w15="http://schemas.microsoft.com/office/word/2012/wordml" xmlns:w16cex="http://schemas.microsoft.com/office/word/2018/wordml/cex" xmlns:w16cid="http://schemas.microsoft.com/office/word/2016/wordml/cid" xmlns:w16="http://schemas.microsoft.com/office/word/2018/wordml" xmlns:w16sdtdh="http://schemas.microsoft.com/office/word/2020/wordml/sdtdatahash" xmlns:w16sdtfl="http://schemas.microsoft.com/office/word/2024/wordml/sdtformatlock" xmlns:w16se="http://schemas.microsoft.com/office/word/2015/wordml/symex" xmlns:w16du="http://schemas.microsoft.com/office/word/2023/wordml/word16du" mc:Ignorable="w14 w15 w16se w16cid w16 w16cex w16sdtdh w16sdtfl w16du">
   <w:docDefaults>
     <w:rPrDefault>
       <w:rPr>
